--- a/논문_초안_공식양식.docx
+++ b/논문_초안_공식양식.docx
@@ -13,7 +13,7 @@
           <w:sz w:val="40"/>
           <w:szCs w:val="40"/>
         </w:rPr>
-        <w:t xml:space="preserve">검색 트렌드 기반 화장품 성분·컨셉·제형·효능 키워드의 조기 예측 모델 연구</w:t>
+        <w:t xml:space="preserve">검색 트렌드 기반 화장품 키워드 유형별 유행 조기예측 모델 연구</w:t>
       </w:r>
     </w:p>
     <w:p>

--- a/논문_초안_공식양식.docx
+++ b/논문_초안_공식양식.docx
@@ -30,7 +30,7 @@
           <w:sz w:val="30"/>
           <w:szCs w:val="30"/>
         </w:rPr>
-        <w:t xml:space="preserve">Early Prediction of Cosmetics Trend Keywords Using Search Trend Data</w:t>
+        <w:t xml:space="preserve">Early Prediction of Cosmetics Keyword Trends by Type Using Search Trend Data</w:t>
       </w:r>
     </w:p>
     <w:p>
